--- a/tcn-ai-demo/teton-memo.docx
+++ b/tcn-ai-demo/teton-memo.docx
@@ -29,13 +29,12 @@
           <w:color w:val="1F3A5F"/>
           <w:sz w:val="36"/>
         </w:rPr>
-        <w:t>AI &amp; Technology Moat — Signal vs. Sell-Side</w:t>
+        <w:t>TCN AI: Real, or Slides?</w:t>
       </w:r>
     </w:p>
     <w:tbl>
       <w:tblPr>
         <w:tblW w:type="auto" w:w="0"/>
-        <w:tblLayout w:type="autofit"/>
         <w:tblLook w:firstColumn="1" w:firstRow="1" w:lastColumn="0" w:lastRow="0" w:noHBand="0" w:noVBand="1" w:val="04A0"/>
       </w:tblPr>
       <w:tblGrid>
@@ -75,7 +74,7 @@
                 <w:color w:val="1B2430"/>
                 <w:sz w:val="20"/>
               </w:rPr>
-              <w:t>Benefit Street Partners — Investment Committee</w:t>
+              <w:t>Benefit Street Partners, Investment Committee</w:t>
             </w:r>
           </w:p>
         </w:tc>
@@ -113,7 +112,7 @@
                 <w:color w:val="1B2430"/>
                 <w:sz w:val="20"/>
               </w:rPr>
-              <w:t>K. Slowinski — Independent AI &amp; Technology Advisor</w:t>
+              <w:t>K. Slowinski, Independent AI &amp; Technology Advisor</w:t>
             </w:r>
           </w:p>
         </w:tc>
@@ -151,7 +150,7 @@
                 <w:color w:val="1B2430"/>
                 <w:sz w:val="20"/>
               </w:rPr>
-              <w:t>TCN (Project Teton): does the AI constitute a real moat?</w:t>
+              <w:t>TCN (Project Teton): is the AI a real moat?</w:t>
             </w:r>
           </w:p>
         </w:tc>
@@ -207,12 +206,11 @@
       </w:pPr>
       <w:r>
         <w:rPr>
-          <w:rFonts w:ascii="Calibri" w:hAnsi="Calibri"/>
           <w:b/>
           <w:color w:val="1F3A5F"/>
           <w:sz w:val="18"/>
         </w:rPr>
-        <w:t>BOTTOM LINE UP FRONT</w:t>
+        <w:t>MY TAKE</w:t>
       </w:r>
     </w:p>
     <w:p>
@@ -231,7 +229,7 @@
           <w:color w:val="1B2430"/>
           <w:sz w:val="22"/>
         </w:rPr>
-        <w:t xml:space="preserve">TCN is a </w:t>
+        <w:t xml:space="preserve">TCN is a solid calling platform. It has no AI moat, and it's behind on AI. The “AI + compliance moat” the CIP and the Palo Alto VDD are selling is mostly slides. Their AI agents had </w:t>
       </w:r>
       <w:r>
         <w:rPr>
@@ -240,7 +238,7 @@
           <w:color w:val="1B2430"/>
           <w:sz w:val="22"/>
         </w:rPr>
-        <w:t>solid calling platform with no AI moat</w:t>
+        <w:t>0 customers and $0 revenue at the end of 2025</w:t>
       </w:r>
       <w:r>
         <w:rPr>
@@ -248,41 +246,7 @@
           <w:color w:val="1B2430"/>
           <w:sz w:val="22"/>
         </w:rPr>
-        <w:t xml:space="preserve"> — and it is </w:t>
-      </w:r>
-      <w:r>
-        <w:rPr>
-          <w:rFonts w:ascii="Calibri" w:hAnsi="Calibri"/>
-          <w:b/>
-          <w:color w:val="1B2430"/>
-          <w:sz w:val="22"/>
-        </w:rPr>
-        <w:t>behind</w:t>
-      </w:r>
-      <w:r>
-        <w:rPr>
-          <w:rFonts w:ascii="Calibri" w:hAnsi="Calibri"/>
-          <w:color w:val="1B2430"/>
-          <w:sz w:val="22"/>
-        </w:rPr>
-        <w:t xml:space="preserve"> on AI. The "AI + compliance moat" the CIP and Palo Alto VDD sell is largely slides: agentic AI had </w:t>
-      </w:r>
-      <w:r>
-        <w:rPr>
-          <w:rFonts w:ascii="Calibri" w:hAnsi="Calibri"/>
-          <w:b/>
-          <w:color w:val="1B2430"/>
-          <w:sz w:val="22"/>
-        </w:rPr>
-        <w:t>0 customers and $0 revenue at end-2025</w:t>
-      </w:r>
-      <w:r>
-        <w:rPr>
-          <w:rFonts w:ascii="Calibri" w:hAnsi="Calibri"/>
-          <w:color w:val="1B2430"/>
-          <w:sz w:val="22"/>
-        </w:rPr>
-        <w:t xml:space="preserve"> (first customer April 2026). Fund the franchise; price the AI as an option, not a fact.</w:t>
+        <w:t xml:space="preserve"> (first customer April 2026). Pay for the calling business. Don't pay for AI they don't have yet.</w:t>
       </w:r>
     </w:p>
     <w:p>
@@ -294,13 +258,12 @@
       </w:pPr>
       <w:r>
         <w:rPr>
-          <w:rFonts w:ascii="Calibri" w:hAnsi="Calibri"/>
           <w:b/>
           <w:color w:val="1F3A5F"/>
           <w:sz w:val="21"/>
           <w:spacing w:val="20"/>
         </w:rPr>
-        <w:t>WHAT'S REAL — FUND THIS</w:t>
+        <w:t>WHAT'S REAL (WORTH PAYING FOR)</w:t>
       </w:r>
     </w:p>
     <w:p>
@@ -315,7 +278,7 @@
           <w:color w:val="1B2430"/>
           <w:sz w:val="21"/>
         </w:rPr>
-        <w:t>~$60M ARR, ~37% 2026E growth, ~20–24% EBITDA</w:t>
+        <w:t>~$60M ARR, ~37% 2026E growth, ~20-24% EBITDA.</w:t>
       </w:r>
       <w:r>
         <w:rPr>
@@ -323,7 +286,7 @@
           <w:color w:val="1B2430"/>
           <w:sz w:val="21"/>
         </w:rPr>
-        <w:t xml:space="preserve"> — a bootstrapped Rule-of-60. Genuinely attractive.</w:t>
+        <w:t xml:space="preserve"> Bootstrapped, Rule-of-60. This is a good business.</w:t>
       </w:r>
     </w:p>
     <w:p>
@@ -337,7 +300,7 @@
           <w:color w:val="1B2430"/>
           <w:sz w:val="21"/>
         </w:rPr>
-        <w:t>Sticky: ~98% logo retention and deep outbound-dialer switching costs.</w:t>
+        <w:t>Sticky. ~98% logo retention and a dialer that's genuinely hard to rip out.</w:t>
       </w:r>
     </w:p>
     <w:p>
@@ -352,7 +315,7 @@
           <w:color w:val="1B2430"/>
           <w:sz w:val="21"/>
         </w:rPr>
-        <w:t>Consumption pricing</w:t>
+        <w:t>Consumption pricing, not per-seat.</w:t>
       </w:r>
       <w:r>
         <w:rPr>
@@ -360,24 +323,7 @@
           <w:color w:val="1B2430"/>
           <w:sz w:val="21"/>
         </w:rPr>
-        <w:t xml:space="preserve"> (not per-seat) — well-positioned to monetize AI usage </w:t>
-      </w:r>
-      <w:r>
-        <w:rPr>
-          <w:rFonts w:ascii="Calibri" w:hAnsi="Calibri"/>
-          <w:i/>
-          <w:color w:val="1B2430"/>
-          <w:sz w:val="21"/>
-        </w:rPr>
-        <w:t>without</w:t>
-      </w:r>
-      <w:r>
-        <w:rPr>
-          <w:rFonts w:ascii="Calibri" w:hAnsi="Calibri"/>
-          <w:color w:val="1B2430"/>
-          <w:sz w:val="21"/>
-        </w:rPr>
-        <w:t xml:space="preserve"> cannibalizing itself. The single best part of the story.</w:t>
+        <w:t xml:space="preserve"> If AI volume runs through their pipes, they make money on it instead of losing seats. It's the best thing they've got.</w:t>
       </w:r>
     </w:p>
     <w:p>
@@ -389,13 +335,12 @@
       </w:pPr>
       <w:r>
         <w:rPr>
-          <w:rFonts w:ascii="Calibri" w:hAnsi="Calibri"/>
           <w:b/>
           <w:color w:val="1F3A5F"/>
           <w:sz w:val="21"/>
           <w:spacing w:val="20"/>
         </w:rPr>
-        <w:t>WHAT'S HYPE — DON'T PAY FOR IT</w:t>
+        <w:t>WHAT'S HYPE (DON'T PAY FOR IT)</w:t>
       </w:r>
     </w:p>
     <w:p>
@@ -410,7 +355,7 @@
           <w:color w:val="1B2430"/>
           <w:sz w:val="21"/>
         </w:rPr>
-        <w:t>"AI moat" = slides, not traction.</w:t>
+        <w:t>The “AI moat” is slides.</w:t>
       </w:r>
       <w:r>
         <w:rPr>
@@ -427,7 +372,7 @@
           <w:color w:val="1B2430"/>
           <w:sz w:val="21"/>
         </w:rPr>
-        <w:t>0 customers / $0</w:t>
+        <w:t>0 customers and $0</w:t>
       </w:r>
       <w:r>
         <w:rPr>
@@ -435,7 +380,7 @@
           <w:color w:val="1B2430"/>
           <w:sz w:val="21"/>
         </w:rPr>
-        <w:t xml:space="preserve"> at end-2025 (first customer April 2026; ~$1M </w:t>
+        <w:t xml:space="preserve"> at end-2025 (first customer April 2026, ~$1M </w:t>
       </w:r>
       <w:r>
         <w:rPr>
@@ -452,7 +397,7 @@
           <w:color w:val="1B2430"/>
           <w:sz w:val="21"/>
         </w:rPr>
-        <w:t xml:space="preserve"> for 2026E). One in-production proprietary model (SmartAMD, an answering-machine detector); the generative AI is rented (GPT / Gemini / Whisper).</w:t>
+        <w:t xml:space="preserve"> for the year). They own one real in-house model, SmartAMD, and it just detects answering machines. The rest of the AI is rented (GPT, Gemini, Whisper).</w:t>
       </w:r>
     </w:p>
     <w:p>
@@ -467,7 +412,7 @@
           <w:color w:val="1B2430"/>
           <w:sz w:val="21"/>
         </w:rPr>
-        <w:t>Behind, and the disruptors are built differently.</w:t>
+        <w:t>They're behind, and the new players are built differently.</w:t>
       </w:r>
       <w:r>
         <w:rPr>
@@ -475,7 +420,7 @@
           <w:color w:val="1B2430"/>
           <w:sz w:val="21"/>
         </w:rPr>
-        <w:t xml:space="preserve"> AI-native players (Decagon, Sierra, Skit.ai) are agent-first on different economics; TCN is a fast-follower bolting AI onto a dialer.</w:t>
+        <w:t xml:space="preserve"> Decagon, Sierra and Skit.ai are agent-first. TCN is bolting bots onto a dialer.</w:t>
       </w:r>
     </w:p>
     <w:p>
@@ -490,7 +435,7 @@
           <w:color w:val="1B2430"/>
           <w:sz w:val="21"/>
         </w:rPr>
-        <w:t>"Compliance moat."</w:t>
+        <w:t>The “compliance moat” is table stakes.</w:t>
       </w:r>
       <w:r>
         <w:rPr>
@@ -498,41 +443,7 @@
           <w:color w:val="1B2430"/>
           <w:sz w:val="21"/>
         </w:rPr>
-        <w:t xml:space="preserve"> Compliance </w:t>
-      </w:r>
-      <w:r>
-        <w:rPr>
-          <w:rFonts w:ascii="Calibri" w:hAnsi="Calibri"/>
-          <w:i/>
-          <w:color w:val="1B2430"/>
-          <w:sz w:val="21"/>
-        </w:rPr>
-        <w:t>marketing</w:t>
-      </w:r>
-      <w:r>
-        <w:rPr>
-          <w:rFonts w:ascii="Calibri" w:hAnsi="Calibri"/>
-          <w:color w:val="1B2430"/>
-          <w:sz w:val="21"/>
-        </w:rPr>
-        <w:t xml:space="preserve"> is table stakes — LiveVox, Five9, Convoso and AI-native Skit.ai all sell it; buyable à la carte (DNC.com, Gryphon). Compliance </w:t>
-      </w:r>
-      <w:r>
-        <w:rPr>
-          <w:rFonts w:ascii="Calibri" w:hAnsi="Calibri"/>
-          <w:i/>
-          <w:color w:val="1B2430"/>
-          <w:sz w:val="21"/>
-        </w:rPr>
-        <w:t>depth</w:t>
-      </w:r>
-      <w:r>
-        <w:rPr>
-          <w:rFonts w:ascii="Calibri" w:hAnsi="Calibri"/>
-          <w:color w:val="1B2430"/>
-          <w:sz w:val="21"/>
-        </w:rPr>
-        <w:t xml:space="preserve"> (court-tested audit records) is a modest vertical/legal edge — not an AI one, and eroding as AI-natives go compliance-native.</w:t>
+        <w:t xml:space="preserve"> Everyone sells it: LiveVox, Five9, Convoso, and AI-native Skit.ai. You can buy it off the shelf (DNC.com, Gryphon). TCN's compliance depth is a real but modest edge, and it's a vertical/legal edge, not an AI one.</w:t>
       </w:r>
     </w:p>
     <w:p>
@@ -546,24 +457,7 @@
           <w:color w:val="1B2430"/>
           <w:sz w:val="21"/>
         </w:rPr>
-        <w:t xml:space="preserve">The Palo Alto VDD grades </w:t>
-      </w:r>
-      <w:r>
-        <w:rPr>
-          <w:rFonts w:ascii="Calibri" w:hAnsi="Calibri"/>
-          <w:b/>
-          <w:color w:val="1B2430"/>
-          <w:sz w:val="21"/>
-        </w:rPr>
-        <w:t>nearly every finding maximum-positive</w:t>
-      </w:r>
-      <w:r>
-        <w:rPr>
-          <w:rFonts w:ascii="Calibri" w:hAnsi="Calibri"/>
-          <w:color w:val="1B2430"/>
-          <w:sz w:val="21"/>
-        </w:rPr>
-        <w:t xml:space="preserve"> — a second marketing deck, not independent diligence.</w:t>
+        <w:t>The Palo Alto VDD rates almost every finding a perfect score. That's a second sales deck, not diligence.</w:t>
       </w:r>
     </w:p>
     <w:p>
@@ -578,7 +472,7 @@
           <w:color w:val="1B2430"/>
           <w:sz w:val="21"/>
         </w:rPr>
-        <w:t>The AI won't deploy itself.</w:t>
+        <w:t>The AI won't set itself up.</w:t>
       </w:r>
       <w:r>
         <w:rPr>
@@ -586,24 +480,7 @@
           <w:color w:val="1B2430"/>
           <w:sz w:val="21"/>
         </w:rPr>
-        <w:t xml:space="preserve"> Agentic collections needs forward-deployed engineering — the Sierra/Decagon norm is $50–200K and 8–16 weeks to a live agent. TCN's mid-market buyers can't self-configure it and TCN runs lean on services, so AI-agent revenue is </w:t>
-      </w:r>
-      <w:r>
-        <w:rPr>
-          <w:rFonts w:ascii="Calibri" w:hAnsi="Calibri"/>
-          <w:b/>
-          <w:color w:val="1B2430"/>
-          <w:sz w:val="21"/>
-        </w:rPr>
-        <w:t>services-gated</w:t>
-      </w:r>
-      <w:r>
-        <w:rPr>
-          <w:rFonts w:ascii="Calibri" w:hAnsi="Calibri"/>
-          <w:color w:val="1B2430"/>
-          <w:sz w:val="21"/>
-        </w:rPr>
-        <w:t>, not the self-serve SaaS the plan implies.</w:t>
+        <w:t xml:space="preserve"> Standing up agents takes forward-deployed engineering. Sierra and Decagon charge $50-200K and take 8-16 weeks. TCN's mid-market shops can't configure this alone, and TCN runs lean on services. So AI revenue is services-gated, not clean SaaS.</w:t>
       </w:r>
     </w:p>
     <w:p>
@@ -618,12 +495,11 @@
       </w:pPr>
       <w:r>
         <w:rPr>
-          <w:rFonts w:ascii="Calibri" w:hAnsi="Calibri"/>
           <w:b/>
           <w:color w:val="1F3A5F"/>
           <w:sz w:val="18"/>
         </w:rPr>
-        <w:t>THE RISK NOBODY PRICED</w:t>
+        <w:t>THE REAL RISK</w:t>
       </w:r>
     </w:p>
     <w:p>
@@ -642,58 +518,7 @@
           <w:color w:val="1B2430"/>
           <w:sz w:val="22"/>
         </w:rPr>
-        <w:t xml:space="preserve">Consumption pricing means volume shifting to AI is partly </w:t>
-      </w:r>
-      <w:r>
-        <w:rPr>
-          <w:rFonts w:ascii="Calibri" w:hAnsi="Calibri"/>
-          <w:b/>
-          <w:color w:val="1B2430"/>
-          <w:sz w:val="22"/>
-        </w:rPr>
-        <w:t>monetized, not lost</w:t>
-      </w:r>
-      <w:r>
-        <w:rPr>
-          <w:rFonts w:ascii="Calibri" w:hAnsi="Calibri"/>
-          <w:color w:val="1B2430"/>
-          <w:sz w:val="22"/>
-        </w:rPr>
-        <w:t xml:space="preserve"> — as long as calls still traverse TCN's dialer. The real risk is </w:t>
-      </w:r>
-      <w:r>
-        <w:rPr>
-          <w:rFonts w:ascii="Calibri" w:hAnsi="Calibri"/>
-          <w:b/>
-          <w:color w:val="1B2430"/>
-          <w:sz w:val="22"/>
-        </w:rPr>
-        <w:t>dial-path retention</w:t>
-      </w:r>
-      <w:r>
-        <w:rPr>
-          <w:rFonts w:ascii="Calibri" w:hAnsi="Calibri"/>
-          <w:color w:val="1B2430"/>
-          <w:sz w:val="22"/>
-        </w:rPr>
-        <w:t xml:space="preserve">: the AI-natives can </w:t>
-      </w:r>
-      <w:r>
-        <w:rPr>
-          <w:rFonts w:ascii="Calibri" w:hAnsi="Calibri"/>
-          <w:b/>
-          <w:color w:val="1B2430"/>
-          <w:sz w:val="22"/>
-        </w:rPr>
-        <w:t>become the dial path</w:t>
-      </w:r>
-      <w:r>
-        <w:rPr>
-          <w:rFonts w:ascii="Calibri" w:hAnsi="Calibri"/>
-          <w:color w:val="1B2430"/>
-          <w:sz w:val="22"/>
-        </w:rPr>
-        <w:t xml:space="preserve"> themselves. This is not hypothetical — Skit.ai already offers </w:t>
+        <w:t xml:space="preserve">The new AI players can be the phone line themselves. This isn't theory. Skit.ai already sells </w:t>
       </w:r>
       <w:r>
         <w:rPr>
@@ -710,7 +535,7 @@
           <w:color w:val="1B2430"/>
           <w:sz w:val="22"/>
         </w:rPr>
-        <w:t xml:space="preserve"> and runs end-to-end automated collections calls today. If a customer points an AI-native at its own numbers, TCN is disintermediated into commodity pipes. Neither document stress-tests this — the gating technical-diligence question.</w:t>
+        <w:t xml:space="preserve"> and runs the whole collections call today. If a customer points one of them at their numbers, TCN is just pipes. Nobody has stress-tested this, and it's the question I'd want answered first.</w:t>
       </w:r>
     </w:p>
     <w:p>
@@ -722,13 +547,12 @@
       </w:pPr>
       <w:r>
         <w:rPr>
-          <w:rFonts w:ascii="Calibri" w:hAnsi="Calibri"/>
           <w:b/>
           <w:color w:val="1F3A5F"/>
           <w:sz w:val="21"/>
           <w:spacing w:val="20"/>
         </w:rPr>
-        <w:t>RECOMMENDATION</w:t>
+        <w:t>WHAT I'D DO</w:t>
       </w:r>
     </w:p>
     <w:p>
@@ -742,24 +566,7 @@
           <w:color w:val="1B2430"/>
           <w:sz w:val="21"/>
         </w:rPr>
-        <w:t xml:space="preserve">Underwrite the ~$60M franchise on </w:t>
-      </w:r>
-      <w:r>
-        <w:rPr>
-          <w:rFonts w:ascii="Calibri" w:hAnsi="Calibri"/>
-          <w:b/>
-          <w:color w:val="1B2430"/>
-          <w:sz w:val="21"/>
-        </w:rPr>
-        <w:t>switching costs + consumption pricing + last-independent-in-a-niche</w:t>
-      </w:r>
-      <w:r>
-        <w:rPr>
-          <w:rFonts w:ascii="Calibri" w:hAnsi="Calibri"/>
-          <w:color w:val="1B2430"/>
-          <w:sz w:val="21"/>
-        </w:rPr>
-        <w:t xml:space="preserve"> (post-LiveVox/NICE). Treat AI as optionality, not thesis.</w:t>
+        <w:t>It's a good calling business. Pay for that: switching costs, consumption pricing, last independent standing after LiveVox went to NICE. Treat the AI as an option, not the reason to buy.</w:t>
       </w:r>
     </w:p>
     <w:p>
@@ -774,7 +581,7 @@
           <w:color w:val="1B2430"/>
           <w:sz w:val="21"/>
         </w:rPr>
-        <w:t>Do not pay an AI premium.</w:t>
+        <w:t>Don't pay an AI premium.</w:t>
       </w:r>
       <w:r>
         <w:rPr>
@@ -782,7 +589,7 @@
           <w:color w:val="1B2430"/>
           <w:sz w:val="21"/>
         </w:rPr>
-        <w:t xml:space="preserve"> One question gates the tech DD: </w:t>
+        <w:t xml:space="preserve"> One question decides it: </w:t>
       </w:r>
       <w:r>
         <w:rPr>
@@ -791,7 +598,7 @@
           <w:color w:val="1B2430"/>
           <w:sz w:val="21"/>
         </w:rPr>
-        <w:t>does TCN stay in the call path as AI agents replace human seats?</w:t>
+        <w:t>does TCN stay in the call path when AI agents replace the seats?</w:t>
       </w:r>
     </w:p>
     <w:p>
@@ -827,7 +634,7 @@
           <w:color w:val="9AA4B2"/>
           <w:sz w:val="16"/>
         </w:rPr>
-        <w:t>Prepared for Benefit Street Partners. Based on the Project Teton CIP, the Palo Alto Strategy Group Commercial VDD, competitor public materials, and independent technical analysis. Figures per CIP/management, unaudited. Not investment advice. Confidential — do not distribute.</w:t>
+        <w:t>Prepared for Benefit Street Partners. Based on the Project Teton CIP, the Palo Alto Strategy Group Commercial VDD, competitor public materials, and independent technical analysis. Figures per CIP/management, unaudited. Not investment advice. Confidential, do not distribute.</w:t>
       </w:r>
     </w:p>
     <w:sectPr>

--- a/tcn-ai-demo/teton-memo.docx
+++ b/tcn-ai-demo/teton-memo.docx
@@ -150,7 +150,7 @@
                 <w:color w:val="1B2430"/>
                 <w:sz w:val="20"/>
               </w:rPr>
-              <w:t>TCN (Project Teton): is the AI a real moat?</w:t>
+              <w:t>TCN (Project Teton): lender view of the AI story</w:t>
             </w:r>
           </w:p>
         </w:tc>
@@ -246,7 +246,7 @@
           <w:color w:val="1B2430"/>
           <w:sz w:val="22"/>
         </w:rPr>
-        <w:t xml:space="preserve"> (first customer April 2026). Pay for the calling business. Don't pay for AI they don't have yet.</w:t>
+        <w:t xml:space="preserve"> (first customer April 2026). Underwrite the loan on the existing calling business. The AI story is slideware; don't credit it. And I'd flag them as at risk of AI headwinds, because they are far behind today.</w:t>
       </w:r>
     </w:p>
     <w:p>
@@ -263,7 +263,7 @@
           <w:sz w:val="21"/>
           <w:spacing w:val="20"/>
         </w:rPr>
-        <w:t>WHAT'S REAL (WORTH PAYING FOR)</w:t>
+        <w:t>WHAT'S REAL (UNDERWRITE THIS)</w:t>
       </w:r>
     </w:p>
     <w:p>
@@ -286,7 +286,7 @@
           <w:color w:val="1B2430"/>
           <w:sz w:val="21"/>
         </w:rPr>
-        <w:t xml:space="preserve"> Bootstrapped, Rule-of-60. This is a good business.</w:t>
+        <w:t xml:space="preserve"> Bootstrapped, clears Rule of 40. (Their “Rule of 60” is a 2026 projection, not a trailing number.) This is a good business.</w:t>
       </w:r>
     </w:p>
     <w:p>
@@ -300,7 +300,7 @@
           <w:color w:val="1B2430"/>
           <w:sz w:val="21"/>
         </w:rPr>
-        <w:t>Sticky. ~98% logo retention and a dialer that's genuinely hard to rip out.</w:t>
+        <w:t>Sticky-ish. ~98% logo retention and a dialer that's hard to rip out. But they also report 81% gross revenue retention, and those two numbers don't fit together in my head. That's a management question.</w:t>
       </w:r>
     </w:p>
     <w:p>
@@ -315,7 +315,7 @@
           <w:color w:val="1B2430"/>
           <w:sz w:val="21"/>
         </w:rPr>
-        <w:t>Consumption pricing, not per-seat.</w:t>
+        <w:t>Consumption pricing, confirmed in their CIP.</w:t>
       </w:r>
       <w:r>
         <w:rPr>
@@ -323,7 +323,7 @@
           <w:color w:val="1B2430"/>
           <w:sz w:val="21"/>
         </w:rPr>
-        <w:t xml:space="preserve"> If AI volume runs through their pipes, they make money on it instead of losing seats. It's the best thing they've got.</w:t>
+        <w:t xml:space="preserve"> Nearly everything is billed per minute or per message, and their AI Voice is priced at $0.20-0.50/min vs ~$0.05 for a human call. So the AI plan is literally trading phone minutes for AI-agent minutes at 4-10x. If the call stays on their pipes they make more per minute. If it leaves, they make nothing.</w:t>
       </w:r>
     </w:p>
     <w:p>
@@ -340,7 +340,7 @@
           <w:sz w:val="21"/>
           <w:spacing w:val="20"/>
         </w:rPr>
-        <w:t>WHAT'S HYPE (DON'T PAY FOR IT)</w:t>
+        <w:t>WHAT'S HYPE (DON'T LEND AGAINST IT)</w:t>
       </w:r>
     </w:p>
     <w:p>
@@ -518,7 +518,7 @@
           <w:color w:val="1B2430"/>
           <w:sz w:val="22"/>
         </w:rPr>
-        <w:t xml:space="preserve">The new AI players can be the phone line themselves. This isn't theory. Skit.ai already sells </w:t>
+        <w:t xml:space="preserve">The new AI players can be the phone line themselves. This is already happening. Skit.ai already sells </w:t>
       </w:r>
       <w:r>
         <w:rPr>
@@ -566,7 +566,7 @@
           <w:color w:val="1B2430"/>
           <w:sz w:val="21"/>
         </w:rPr>
-        <w:t>It's a good calling business. Pay for that: switching costs, consumption pricing, last independent standing after LiveVox went to NICE. Treat the AI as an option, not the reason to buy.</w:t>
+        <w:t>Underwrite the existing business, not the future one: switching costs, consumption pricing, last independent standing after LiveVox went to NICE. Everything past that is slideware.</w:t>
       </w:r>
     </w:p>
     <w:p>
@@ -581,7 +581,7 @@
           <w:color w:val="1B2430"/>
           <w:sz w:val="21"/>
         </w:rPr>
-        <w:t>Don't pay an AI premium.</w:t>
+        <w:t>Treat AI as a headwind on this credit, not upside.</w:t>
       </w:r>
       <w:r>
         <w:rPr>
@@ -589,7 +589,7 @@
           <w:color w:val="1B2430"/>
           <w:sz w:val="21"/>
         </w:rPr>
-        <w:t xml:space="preserve"> One question decides it: </w:t>
+        <w:t xml:space="preserve"> They're far behind, and the AI-natives can pull call volume out of the base during the loan term. Monitor dial-path volume and AI-native displacement. One question decides it: </w:t>
       </w:r>
       <w:r>
         <w:rPr>
@@ -598,7 +598,7 @@
           <w:color w:val="1B2430"/>
           <w:sz w:val="21"/>
         </w:rPr>
-        <w:t>does TCN stay in the call path when AI agents replace the seats?</w:t>
+        <w:t>do they stay in the call path when AI agents replace the seats?</w:t>
       </w:r>
     </w:p>
     <w:p>

--- a/tcn-ai-demo/teton-memo.docx
+++ b/tcn-ai-demo/teton-memo.docx
@@ -274,19 +274,10 @@
       <w:r>
         <w:rPr>
           <w:rFonts w:ascii="Calibri" w:hAnsi="Calibri"/>
-          <w:b/>
           <w:color w:val="1B2430"/>
           <w:sz w:val="21"/>
         </w:rPr>
-        <w:t>~$60M ARR, ~37% 2026E growth, ~20-24% EBITDA.</w:t>
-      </w:r>
-      <w:r>
-        <w:rPr>
-          <w:rFonts w:ascii="Calibri" w:hAnsi="Calibri"/>
-          <w:color w:val="1B2430"/>
-          <w:sz w:val="21"/>
-        </w:rPr>
-        <w:t xml:space="preserve"> Bootstrapped, clears Rule of 40. (Their “Rule of 60” is a 2026 projection, not a trailing number.) This is a good business.</w:t>
+        <w:t>The core business is healthy and bootstrapped. You've seen the financials; I won't repeat them.</w:t>
       </w:r>
     </w:p>
     <w:p>
@@ -300,7 +291,7 @@
           <w:color w:val="1B2430"/>
           <w:sz w:val="21"/>
         </w:rPr>
-        <w:t>Sticky-ish. ~98% logo retention and a dialer that's hard to rip out. But they also report 81% gross revenue retention, and those two numbers don't fit together in my head. That's a management question.</w:t>
+        <w:t>Sticky-ish. 98% logo retention, but GRR is 81%. Logos stay while revenue shrinks, which reads like a lot of downsell to me. Management question: what's shrinking, and why?</w:t>
       </w:r>
     </w:p>
     <w:p>
@@ -323,7 +314,7 @@
           <w:color w:val="1B2430"/>
           <w:sz w:val="21"/>
         </w:rPr>
-        <w:t xml:space="preserve"> Nearly everything is billed per minute or per message, and their AI Voice is priced at $0.20-0.50/min vs ~$0.05 for a human call. So the AI plan is literally trading phone minutes for AI-agent minutes at 4-10x. If the call stays on their pipes they make more per minute. If it leaves, they make nothing.</w:t>
+        <w:t xml:space="preserve"> Nearly everything bills per minute or per message. AI Voice is priced at $0.20-0.50/min vs ~$0.05 human, so the AI plan is trading phone minutes for AI minutes at 4-10x. On their pipes, they make more per minute. Off their pipes, they make nothing.</w:t>
       </w:r>
     </w:p>
     <w:p>
@@ -589,7 +580,7 @@
           <w:color w:val="1B2430"/>
           <w:sz w:val="21"/>
         </w:rPr>
-        <w:t xml:space="preserve"> They're far behind, and the AI-natives can pull call volume out of the base during the loan term. Monitor dial-path volume and AI-native displacement. One question decides it: </w:t>
+        <w:t xml:space="preserve"> They're far behind, and the AI-natives can pull call volume out of the base during the loan term. Monitor dial-path volume and displacement. One question decides it: </w:t>
       </w:r>
       <w:r>
         <w:rPr>

--- a/tcn-ai-demo/teton-memo.docx
+++ b/tcn-ai-demo/teton-memo.docx
@@ -509,16 +509,16 @@
           <w:color w:val="1B2430"/>
           <w:sz w:val="22"/>
         </w:rPr>
-        <w:t xml:space="preserve">The new AI players can be the phone line themselves. This is already happening. Skit.ai already sells </w:t>
+        <w:t xml:space="preserve">The new AI players can be the phone line themselves. This is already happening. Skit.ai already </w:t>
       </w:r>
       <w:r>
         <w:rPr>
           <w:rFonts w:ascii="Calibri" w:hAnsi="Calibri"/>
-          <w:b/>
+          <w:b w:val="0"/>
           <w:color w:val="1B2430"/>
           <w:sz w:val="22"/>
         </w:rPr>
-        <w:t>its own telephony</w:t>
+        <w:t>bundles telephony</w:t>
       </w:r>
       <w:r>
         <w:rPr>
